--- a/docs/Cons_Doc/custom-reference-doc.docx
+++ b/docs/Cons_Doc/custom-reference-doc.docx
@@ -1,6 +1,6 @@
 
 <file path=word/document.xml><?xml version="1.0" encoding="utf-8"?>
-<w:document xmlns:wpc="http://schemas.microsoft.com/office/word/2010/wordprocessingCanvas" xmlns:cx="http://schemas.microsoft.com/office/drawing/2014/chartex" xmlns:cx1="http://schemas.microsoft.com/office/drawing/2015/9/8/chartex" xmlns:cx2="http://schemas.microsoft.com/office/drawing/2015/10/21/chartex" xmlns:cx3="http://schemas.microsoft.com/office/drawing/2016/5/9/chartex" xmlns:cx4="http://schemas.microsoft.com/office/drawing/2016/5/10/chartex" xmlns:cx5="http://schemas.microsoft.com/office/drawing/2016/5/11/chartex" xmlns:cx6="http://schemas.microsoft.com/office/drawing/2016/5/12/chartex" xmlns:cx7="http://schemas.microsoft.com/office/drawing/2016/5/13/chartex" xmlns:cx8="http://schemas.microsoft.com/office/drawing/2016/5/14/chartex" xmlns:mc="http://schemas.openxmlformats.org/markup-compatibility/2006" xmlns:aink="http://schemas.microsoft.com/office/drawing/2016/ink" xmlns:am3d="http://schemas.microsoft.com/office/drawing/2017/model3d" xmlns:o="urn:schemas-microsoft-com:office:office" xmlns:oel="http://schemas.microsoft.com/office/2019/extlst" xmlns:r="http://schemas.openxmlformats.org/officeDocument/2006/relationships" xmlns:m="http://schemas.openxmlformats.org/officeDocument/2006/math" xmlns:v="urn:schemas-microsoft-com:vml" xmlns:wp14="http://schemas.microsoft.com/office/word/2010/wordprocessingDrawing" xmlns:wp="http://schemas.openxmlformats.org/drawingml/2006/wordprocessingDrawing" xmlns:w10="urn:schemas-microsoft-com:office:word" xmlns:w="http://schemas.openxmlformats.org/wordprocessingml/2006/main" xmlns:w14="http://schemas.microsoft.com/office/word/2010/wordml" xmlns:w15="http://schemas.microsoft.com/office/word/2012/wordml" xmlns:w16cex="http://schemas.microsoft.com/office/word/2018/wordml/cex" xmlns:w16cid="http://schemas.microsoft.com/office/word/2016/wordml/cid" xmlns:w16="http://schemas.microsoft.com/office/word/2018/wordml" xmlns:w16du="http://schemas.microsoft.com/office/word/2023/wordml/word16du" xmlns:w16sdtdh="http://schemas.microsoft.com/office/word/2020/wordml/sdtdatahash" xmlns:w16se="http://schemas.microsoft.com/office/word/2015/wordml/symex" xmlns:wpg="http://schemas.microsoft.com/office/word/2010/wordprocessingGroup" xmlns:wpi="http://schemas.microsoft.com/office/word/2010/wordprocessingInk" xmlns:wne="http://schemas.microsoft.com/office/word/2006/wordml" xmlns:wps="http://schemas.microsoft.com/office/word/2010/wordprocessingShape" mc:Ignorable="w14 w15 w16se w16cid w16 w16cex w16sdtdh w16du wp14">
+<w:document xmlns:wpc="http://schemas.microsoft.com/office/word/2010/wordprocessingCanvas" xmlns:cx="http://schemas.microsoft.com/office/drawing/2014/chartex" xmlns:cx1="http://schemas.microsoft.com/office/drawing/2015/9/8/chartex" xmlns:cx2="http://schemas.microsoft.com/office/drawing/2015/10/21/chartex" xmlns:cx3="http://schemas.microsoft.com/office/drawing/2016/5/9/chartex" xmlns:cx4="http://schemas.microsoft.com/office/drawing/2016/5/10/chartex" xmlns:cx5="http://schemas.microsoft.com/office/drawing/2016/5/11/chartex" xmlns:cx6="http://schemas.microsoft.com/office/drawing/2016/5/12/chartex" xmlns:cx7="http://schemas.microsoft.com/office/drawing/2016/5/13/chartex" xmlns:cx8="http://schemas.microsoft.com/office/drawing/2016/5/14/chartex" xmlns:mc="http://schemas.openxmlformats.org/markup-compatibility/2006" xmlns:aink="http://schemas.microsoft.com/office/drawing/2016/ink" xmlns:am3d="http://schemas.microsoft.com/office/drawing/2017/model3d" xmlns:o="urn:schemas-microsoft-com:office:office" xmlns:oel="http://schemas.microsoft.com/office/2019/extlst" xmlns:r="http://schemas.openxmlformats.org/officeDocument/2006/relationships" xmlns:m="http://schemas.openxmlformats.org/officeDocument/2006/math" xmlns:v="urn:schemas-microsoft-com:vml" xmlns:wp14="http://schemas.microsoft.com/office/word/2010/wordprocessingDrawing" xmlns:wp="http://schemas.openxmlformats.org/drawingml/2006/wordprocessingDrawing" xmlns:w10="urn:schemas-microsoft-com:office:word" xmlns:w="http://schemas.openxmlformats.org/wordprocessingml/2006/main" xmlns:w14="http://schemas.microsoft.com/office/word/2010/wordml" xmlns:w15="http://schemas.microsoft.com/office/word/2012/wordml" xmlns:w16cex="http://schemas.microsoft.com/office/word/2018/wordml/cex" xmlns:w16cid="http://schemas.microsoft.com/office/word/2016/wordml/cid" xmlns:w16="http://schemas.microsoft.com/office/word/2018/wordml" xmlns:w16du="http://schemas.microsoft.com/office/word/2023/wordml/word16du" xmlns:w16sdtdh="http://schemas.microsoft.com/office/word/2020/wordml/sdtdatahash" xmlns:w16sdtfl="http://schemas.microsoft.com/office/word/2024/wordml/sdtformatlock" xmlns:w16se="http://schemas.microsoft.com/office/word/2015/wordml/symex" xmlns:wpg="http://schemas.microsoft.com/office/word/2010/wordprocessingGroup" xmlns:wpi="http://schemas.microsoft.com/office/word/2010/wordprocessingInk" xmlns:wne="http://schemas.microsoft.com/office/word/2006/wordml" xmlns:wps="http://schemas.microsoft.com/office/word/2010/wordprocessingShape" mc:Ignorable="w14 w15 w16se w16cid w16 w16cex w16sdtdh w16sdtfl w16du wp14">
   <w:body>
     <w:p>
       <w:pPr>
@@ -10,7 +10,10 @@
         <w:t xml:space="preserve"> </w:t>
       </w:r>
       <w:r>
-        <w:t xml:space="preserve">Title </w:t>
+        <w:t>Title</w:t>
+      </w:r>
+      <w:r>
+        <w:t xml:space="preserve"> </w:t>
       </w:r>
     </w:p>
     <w:p>
@@ -23,6 +26,11 @@
     </w:p>
     <w:p>
       <w:pPr>
+        <w:pStyle w:val="Textoindependiente"/>
+      </w:pPr>
+    </w:p>
+    <w:p>
+      <w:pPr>
         <w:pStyle w:val="Author"/>
       </w:pPr>
       <w:r>
@@ -36,6 +44,11 @@
       <w:r>
         <w:t xml:space="preserve"> Date </w:t>
       </w:r>
+    </w:p>
+    <w:p>
+      <w:pPr>
+        <w:pStyle w:val="Textoindependiente"/>
+      </w:pPr>
     </w:p>
     <w:p>
       <w:pPr>
@@ -46,7 +59,10 @@
         </w:rPr>
       </w:pPr>
       <w:r>
-        <w:t>Abstract title</w:t>
+        <w:t>Abstract</w:t>
+      </w:r>
+      <w:r>
+        <w:t xml:space="preserve"> title</w:t>
       </w:r>
     </w:p>
     <w:p>
@@ -176,6 +192,7 @@
         <w:pStyle w:val="Textoindependiente"/>
       </w:pPr>
       <w:r>
+        <w:lastRenderedPageBreak/>
         <w:t xml:space="preserve"> Body Text. Body Text Char.    </w:t>
       </w:r>
       <w:r>
@@ -198,7 +215,7 @@
       <w:r>
         <w:t xml:space="preserve">    </w:t>
       </w:r>
-      <w:hyperlink r:id="rId7">
+      <w:hyperlink r:id="rId8">
         <w:r>
           <w:rPr>
             <w:rStyle w:val="Hipervnculo"/>
@@ -224,24 +241,16 @@
         <w:t xml:space="preserve"> Block Text. </w:t>
       </w:r>
     </w:p>
-    <w:p>
-      <w:pPr>
-        <w:pStyle w:val="TableCaption"/>
-      </w:pPr>
-      <w:r>
-        <w:lastRenderedPageBreak/>
-        <w:t xml:space="preserve"> Table caption. </w:t>
-      </w:r>
-    </w:p>
     <w:tbl>
       <w:tblPr>
         <w:tblStyle w:val="Table"/>
-        <w:tblW w:w="0" w:type="pct"/>
+        <w:tblW w:w="1156" w:type="pct"/>
         <w:tblLook w:val="07E0" w:firstRow="1" w:lastRow="1" w:firstColumn="1" w:lastColumn="1" w:noHBand="1" w:noVBand="1"/>
       </w:tblPr>
       <w:tblGrid>
-        <w:gridCol w:w="722"/>
-        <w:gridCol w:w="722"/>
+        <w:gridCol w:w="963"/>
+        <w:gridCol w:w="289"/>
+        <w:gridCol w:w="962"/>
       </w:tblGrid>
       <w:tr>
         <w:trPr>
@@ -258,6 +267,16 @@
             <w:r>
               <w:t xml:space="preserve"> Table </w:t>
             </w:r>
+          </w:p>
+        </w:tc>
+        <w:tc>
+          <w:tcPr>
+            <w:tcW w:w="0" w:type="auto"/>
+          </w:tcPr>
+          <w:p>
+            <w:pPr>
+              <w:pStyle w:val="Compact"/>
+            </w:pPr>
           </w:p>
         </w:tc>
         <w:tc>
@@ -296,6 +315,16 @@
             <w:pPr>
               <w:pStyle w:val="Compact"/>
             </w:pPr>
+          </w:p>
+        </w:tc>
+        <w:tc>
+          <w:tcPr>
+            <w:tcW w:w="0" w:type="auto"/>
+          </w:tcPr>
+          <w:p>
+            <w:pPr>
+              <w:pStyle w:val="Compact"/>
+            </w:pPr>
             <w:r>
               <w:t xml:space="preserve"> 2 </w:t>
             </w:r>
@@ -305,14 +334,6 @@
     </w:tbl>
     <w:p>
       <w:pPr>
-        <w:pStyle w:val="ImageCaption"/>
-      </w:pPr>
-      <w:r>
-        <w:t xml:space="preserve"> Image Caption </w:t>
-      </w:r>
-    </w:p>
-    <w:p>
-      <w:pPr>
         <w:pStyle w:val="DefinitionTerm"/>
       </w:pPr>
       <w:proofErr w:type="spellStart"/>
@@ -368,16 +389,8 @@
         <w:rPr>
           <w:rStyle w:val="VerbatimChar"/>
         </w:rPr>
-        <w:t xml:space="preserve">Source </w:t>
-      </w:r>
-      <w:proofErr w:type="gramStart"/>
-      <w:r>
-        <w:rPr>
-          <w:rStyle w:val="VerbatimChar"/>
-        </w:rPr>
-        <w:t>code</w:t>
-      </w:r>
-      <w:proofErr w:type="gramEnd"/>
+        <w:t>Source code</w:t>
+      </w:r>
     </w:p>
     <w:p>
       <w:pPr>
@@ -413,8 +426,65 @@
     </w:p>
     <w:p>
       <w:pPr>
-        <w:pStyle w:val="DefinitionTerm"/>
-      </w:pPr>
+        <w:pStyle w:val="FirstParagraph"/>
+      </w:pPr>
+    </w:p>
+    <w:p>
+      <w:pPr>
+        <w:pStyle w:val="ImageCaption"/>
+      </w:pPr>
+      <w:r>
+        <w:rPr>
+          <w:b/>
+          <w:bCs/>
+        </w:rPr>
+        <w:t xml:space="preserve">Table </w:t>
+      </w:r>
+      <w:r>
+        <w:rPr>
+          <w:b/>
+          <w:bCs/>
+        </w:rPr>
+        <w:fldChar w:fldCharType="begin"/>
+      </w:r>
+      <w:r>
+        <w:rPr>
+          <w:b/>
+          <w:bCs/>
+        </w:rPr>
+        <w:instrText xml:space="preserve"> SEQ Table \* ARABIC </w:instrText>
+      </w:r>
+      <w:r>
+        <w:rPr>
+          <w:b/>
+          <w:bCs/>
+        </w:rPr>
+        <w:fldChar w:fldCharType="separate"/>
+      </w:r>
+      <w:r>
+        <w:rPr>
+          <w:b/>
+          <w:bCs/>
+        </w:rPr>
+        <w:t>1</w:t>
+      </w:r>
+      <w:r>
+        <w:rPr>
+          <w:b/>
+          <w:bCs/>
+        </w:rPr>
+        <w:fldChar w:fldCharType="end"/>
+      </w:r>
+      <w:r>
+        <w:rPr>
+          <w:b/>
+          <w:bCs/>
+        </w:rPr>
+        <w:t>.</w:t>
+      </w:r>
+      <w:r>
+        <w:t xml:space="preserve"> This is a sample</w:t>
+      </w:r>
     </w:p>
     <w:sectPr>
       <w:pgSz w:w="12240" w:h="15840"/>
@@ -426,7 +496,7 @@
 </file>
 
 <file path=word/endnotes.xml><?xml version="1.0" encoding="utf-8"?>
-<w:endnotes xmlns:wpc="http://schemas.microsoft.com/office/word/2010/wordprocessingCanvas" xmlns:cx="http://schemas.microsoft.com/office/drawing/2014/chartex" xmlns:cx1="http://schemas.microsoft.com/office/drawing/2015/9/8/chartex" xmlns:cx2="http://schemas.microsoft.com/office/drawing/2015/10/21/chartex" xmlns:cx3="http://schemas.microsoft.com/office/drawing/2016/5/9/chartex" xmlns:cx4="http://schemas.microsoft.com/office/drawing/2016/5/10/chartex" xmlns:cx5="http://schemas.microsoft.com/office/drawing/2016/5/11/chartex" xmlns:cx6="http://schemas.microsoft.com/office/drawing/2016/5/12/chartex" xmlns:cx7="http://schemas.microsoft.com/office/drawing/2016/5/13/chartex" xmlns:cx8="http://schemas.microsoft.com/office/drawing/2016/5/14/chartex" xmlns:mc="http://schemas.openxmlformats.org/markup-compatibility/2006" xmlns:aink="http://schemas.microsoft.com/office/drawing/2016/ink" xmlns:am3d="http://schemas.microsoft.com/office/drawing/2017/model3d" xmlns:o="urn:schemas-microsoft-com:office:office" xmlns:oel="http://schemas.microsoft.com/office/2019/extlst" xmlns:r="http://schemas.openxmlformats.org/officeDocument/2006/relationships" xmlns:m="http://schemas.openxmlformats.org/officeDocument/2006/math" xmlns:v="urn:schemas-microsoft-com:vml" xmlns:wp14="http://schemas.microsoft.com/office/word/2010/wordprocessingDrawing" xmlns:wp="http://schemas.openxmlformats.org/drawingml/2006/wordprocessingDrawing" xmlns:w10="urn:schemas-microsoft-com:office:word" xmlns:w="http://schemas.openxmlformats.org/wordprocessingml/2006/main" xmlns:w14="http://schemas.microsoft.com/office/word/2010/wordml" xmlns:w15="http://schemas.microsoft.com/office/word/2012/wordml" xmlns:w16cex="http://schemas.microsoft.com/office/word/2018/wordml/cex" xmlns:w16cid="http://schemas.microsoft.com/office/word/2016/wordml/cid" xmlns:w16="http://schemas.microsoft.com/office/word/2018/wordml" xmlns:w16du="http://schemas.microsoft.com/office/word/2023/wordml/word16du" xmlns:w16sdtdh="http://schemas.microsoft.com/office/word/2020/wordml/sdtdatahash" xmlns:w16se="http://schemas.microsoft.com/office/word/2015/wordml/symex" xmlns:wpg="http://schemas.microsoft.com/office/word/2010/wordprocessingGroup" xmlns:wpi="http://schemas.microsoft.com/office/word/2010/wordprocessingInk" xmlns:wne="http://schemas.microsoft.com/office/word/2006/wordml" xmlns:wps="http://schemas.microsoft.com/office/word/2010/wordprocessingShape" mc:Ignorable="w14 w15 w16se w16cid w16 w16cex w16sdtdh w16du wp14">
+<w:endnotes xmlns:wpc="http://schemas.microsoft.com/office/word/2010/wordprocessingCanvas" xmlns:cx="http://schemas.microsoft.com/office/drawing/2014/chartex" xmlns:cx1="http://schemas.microsoft.com/office/drawing/2015/9/8/chartex" xmlns:cx2="http://schemas.microsoft.com/office/drawing/2015/10/21/chartex" xmlns:cx3="http://schemas.microsoft.com/office/drawing/2016/5/9/chartex" xmlns:cx4="http://schemas.microsoft.com/office/drawing/2016/5/10/chartex" xmlns:cx5="http://schemas.microsoft.com/office/drawing/2016/5/11/chartex" xmlns:cx6="http://schemas.microsoft.com/office/drawing/2016/5/12/chartex" xmlns:cx7="http://schemas.microsoft.com/office/drawing/2016/5/13/chartex" xmlns:cx8="http://schemas.microsoft.com/office/drawing/2016/5/14/chartex" xmlns:mc="http://schemas.openxmlformats.org/markup-compatibility/2006" xmlns:aink="http://schemas.microsoft.com/office/drawing/2016/ink" xmlns:am3d="http://schemas.microsoft.com/office/drawing/2017/model3d" xmlns:o="urn:schemas-microsoft-com:office:office" xmlns:oel="http://schemas.microsoft.com/office/2019/extlst" xmlns:r="http://schemas.openxmlformats.org/officeDocument/2006/relationships" xmlns:m="http://schemas.openxmlformats.org/officeDocument/2006/math" xmlns:v="urn:schemas-microsoft-com:vml" xmlns:wp14="http://schemas.microsoft.com/office/word/2010/wordprocessingDrawing" xmlns:wp="http://schemas.openxmlformats.org/drawingml/2006/wordprocessingDrawing" xmlns:w10="urn:schemas-microsoft-com:office:word" xmlns:w="http://schemas.openxmlformats.org/wordprocessingml/2006/main" xmlns:w14="http://schemas.microsoft.com/office/word/2010/wordml" xmlns:w15="http://schemas.microsoft.com/office/word/2012/wordml" xmlns:w16cex="http://schemas.microsoft.com/office/word/2018/wordml/cex" xmlns:w16cid="http://schemas.microsoft.com/office/word/2016/wordml/cid" xmlns:w16="http://schemas.microsoft.com/office/word/2018/wordml" xmlns:w16du="http://schemas.microsoft.com/office/word/2023/wordml/word16du" xmlns:w16sdtdh="http://schemas.microsoft.com/office/word/2020/wordml/sdtdatahash" xmlns:w16sdtfl="http://schemas.microsoft.com/office/word/2024/wordml/sdtformatlock" xmlns:w16se="http://schemas.microsoft.com/office/word/2015/wordml/symex" xmlns:wpg="http://schemas.microsoft.com/office/word/2010/wordprocessingGroup" xmlns:wpi="http://schemas.microsoft.com/office/word/2010/wordprocessingInk" xmlns:wne="http://schemas.microsoft.com/office/word/2006/wordml" xmlns:wps="http://schemas.microsoft.com/office/word/2010/wordprocessingShape" mc:Ignorable="w14 w15 w16se w16cid w16 w16cex w16sdtdh w16sdtfl w16du wp14">
   <w:endnote w:type="separator" w:id="-1">
     <w:p>
       <w:pPr>
@@ -451,7 +521,7 @@
 </file>
 
 <file path=word/footnotes.xml><?xml version="1.0" encoding="utf-8"?>
-<w:footnotes xmlns:wpc="http://schemas.microsoft.com/office/word/2010/wordprocessingCanvas" xmlns:cx="http://schemas.microsoft.com/office/drawing/2014/chartex" xmlns:cx1="http://schemas.microsoft.com/office/drawing/2015/9/8/chartex" xmlns:cx2="http://schemas.microsoft.com/office/drawing/2015/10/21/chartex" xmlns:cx3="http://schemas.microsoft.com/office/drawing/2016/5/9/chartex" xmlns:cx4="http://schemas.microsoft.com/office/drawing/2016/5/10/chartex" xmlns:cx5="http://schemas.microsoft.com/office/drawing/2016/5/11/chartex" xmlns:cx6="http://schemas.microsoft.com/office/drawing/2016/5/12/chartex" xmlns:cx7="http://schemas.microsoft.com/office/drawing/2016/5/13/chartex" xmlns:cx8="http://schemas.microsoft.com/office/drawing/2016/5/14/chartex" xmlns:mc="http://schemas.openxmlformats.org/markup-compatibility/2006" xmlns:aink="http://schemas.microsoft.com/office/drawing/2016/ink" xmlns:am3d="http://schemas.microsoft.com/office/drawing/2017/model3d" xmlns:o="urn:schemas-microsoft-com:office:office" xmlns:oel="http://schemas.microsoft.com/office/2019/extlst" xmlns:r="http://schemas.openxmlformats.org/officeDocument/2006/relationships" xmlns:m="http://schemas.openxmlformats.org/officeDocument/2006/math" xmlns:v="urn:schemas-microsoft-com:vml" xmlns:wp14="http://schemas.microsoft.com/office/word/2010/wordprocessingDrawing" xmlns:wp="http://schemas.openxmlformats.org/drawingml/2006/wordprocessingDrawing" xmlns:w10="urn:schemas-microsoft-com:office:word" xmlns:w="http://schemas.openxmlformats.org/wordprocessingml/2006/main" xmlns:w14="http://schemas.microsoft.com/office/word/2010/wordml" xmlns:w15="http://schemas.microsoft.com/office/word/2012/wordml" xmlns:w16cex="http://schemas.microsoft.com/office/word/2018/wordml/cex" xmlns:w16cid="http://schemas.microsoft.com/office/word/2016/wordml/cid" xmlns:w16="http://schemas.microsoft.com/office/word/2018/wordml" xmlns:w16du="http://schemas.microsoft.com/office/word/2023/wordml/word16du" xmlns:w16sdtdh="http://schemas.microsoft.com/office/word/2020/wordml/sdtdatahash" xmlns:w16se="http://schemas.microsoft.com/office/word/2015/wordml/symex" xmlns:wpg="http://schemas.microsoft.com/office/word/2010/wordprocessingGroup" xmlns:wpi="http://schemas.microsoft.com/office/word/2010/wordprocessingInk" xmlns:wne="http://schemas.microsoft.com/office/word/2006/wordml" xmlns:wps="http://schemas.microsoft.com/office/word/2010/wordprocessingShape" mc:Ignorable="w14 w15 w16se w16cid w16 w16cex w16sdtdh w16du wp14">
+<w:footnotes xmlns:wpc="http://schemas.microsoft.com/office/word/2010/wordprocessingCanvas" xmlns:cx="http://schemas.microsoft.com/office/drawing/2014/chartex" xmlns:cx1="http://schemas.microsoft.com/office/drawing/2015/9/8/chartex" xmlns:cx2="http://schemas.microsoft.com/office/drawing/2015/10/21/chartex" xmlns:cx3="http://schemas.microsoft.com/office/drawing/2016/5/9/chartex" xmlns:cx4="http://schemas.microsoft.com/office/drawing/2016/5/10/chartex" xmlns:cx5="http://schemas.microsoft.com/office/drawing/2016/5/11/chartex" xmlns:cx6="http://schemas.microsoft.com/office/drawing/2016/5/12/chartex" xmlns:cx7="http://schemas.microsoft.com/office/drawing/2016/5/13/chartex" xmlns:cx8="http://schemas.microsoft.com/office/drawing/2016/5/14/chartex" xmlns:mc="http://schemas.openxmlformats.org/markup-compatibility/2006" xmlns:aink="http://schemas.microsoft.com/office/drawing/2016/ink" xmlns:am3d="http://schemas.microsoft.com/office/drawing/2017/model3d" xmlns:o="urn:schemas-microsoft-com:office:office" xmlns:oel="http://schemas.microsoft.com/office/2019/extlst" xmlns:r="http://schemas.openxmlformats.org/officeDocument/2006/relationships" xmlns:m="http://schemas.openxmlformats.org/officeDocument/2006/math" xmlns:v="urn:schemas-microsoft-com:vml" xmlns:wp14="http://schemas.microsoft.com/office/word/2010/wordprocessingDrawing" xmlns:wp="http://schemas.openxmlformats.org/drawingml/2006/wordprocessingDrawing" xmlns:w10="urn:schemas-microsoft-com:office:word" xmlns:w="http://schemas.openxmlformats.org/wordprocessingml/2006/main" xmlns:w14="http://schemas.microsoft.com/office/word/2010/wordml" xmlns:w15="http://schemas.microsoft.com/office/word/2012/wordml" xmlns:w16cex="http://schemas.microsoft.com/office/word/2018/wordml/cex" xmlns:w16cid="http://schemas.microsoft.com/office/word/2016/wordml/cid" xmlns:w16="http://schemas.microsoft.com/office/word/2018/wordml" xmlns:w16du="http://schemas.microsoft.com/office/word/2023/wordml/word16du" xmlns:w16sdtdh="http://schemas.microsoft.com/office/word/2020/wordml/sdtdatahash" xmlns:w16sdtfl="http://schemas.microsoft.com/office/word/2024/wordml/sdtformatlock" xmlns:w16se="http://schemas.microsoft.com/office/word/2015/wordml/symex" xmlns:wpg="http://schemas.microsoft.com/office/word/2010/wordprocessingGroup" xmlns:wpi="http://schemas.microsoft.com/office/word/2010/wordprocessingInk" xmlns:wne="http://schemas.microsoft.com/office/word/2006/wordml" xmlns:wps="http://schemas.microsoft.com/office/word/2010/wordprocessingShape" mc:Ignorable="w14 w15 w16se w16cid w16 w16cex w16sdtdh w16sdtfl w16du wp14">
   <w:footnote w:type="separator" w:id="-1">
     <w:p>
       <w:r>
@@ -486,7 +556,7 @@
 </file>
 
 <file path=word/numbering.xml><?xml version="1.0" encoding="utf-8"?>
-<w:numbering xmlns:wpc="http://schemas.microsoft.com/office/word/2010/wordprocessingCanvas" xmlns:cx="http://schemas.microsoft.com/office/drawing/2014/chartex" xmlns:cx1="http://schemas.microsoft.com/office/drawing/2015/9/8/chartex" xmlns:cx2="http://schemas.microsoft.com/office/drawing/2015/10/21/chartex" xmlns:cx3="http://schemas.microsoft.com/office/drawing/2016/5/9/chartex" xmlns:cx4="http://schemas.microsoft.com/office/drawing/2016/5/10/chartex" xmlns:cx5="http://schemas.microsoft.com/office/drawing/2016/5/11/chartex" xmlns:cx6="http://schemas.microsoft.com/office/drawing/2016/5/12/chartex" xmlns:cx7="http://schemas.microsoft.com/office/drawing/2016/5/13/chartex" xmlns:cx8="http://schemas.microsoft.com/office/drawing/2016/5/14/chartex" xmlns:mc="http://schemas.openxmlformats.org/markup-compatibility/2006" xmlns:aink="http://schemas.microsoft.com/office/drawing/2016/ink" xmlns:am3d="http://schemas.microsoft.com/office/drawing/2017/model3d" xmlns:o="urn:schemas-microsoft-com:office:office" xmlns:oel="http://schemas.microsoft.com/office/2019/extlst" xmlns:r="http://schemas.openxmlformats.org/officeDocument/2006/relationships" xmlns:m="http://schemas.openxmlformats.org/officeDocument/2006/math" xmlns:v="urn:schemas-microsoft-com:vml" xmlns:wp14="http://schemas.microsoft.com/office/word/2010/wordprocessingDrawing" xmlns:wp="http://schemas.openxmlformats.org/drawingml/2006/wordprocessingDrawing" xmlns:w10="urn:schemas-microsoft-com:office:word" xmlns:w="http://schemas.openxmlformats.org/wordprocessingml/2006/main" xmlns:w14="http://schemas.microsoft.com/office/word/2010/wordml" xmlns:w15="http://schemas.microsoft.com/office/word/2012/wordml" xmlns:w16cex="http://schemas.microsoft.com/office/word/2018/wordml/cex" xmlns:w16cid="http://schemas.microsoft.com/office/word/2016/wordml/cid" xmlns:w16="http://schemas.microsoft.com/office/word/2018/wordml" xmlns:w16du="http://schemas.microsoft.com/office/word/2023/wordml/word16du" xmlns:w16sdtdh="http://schemas.microsoft.com/office/word/2020/wordml/sdtdatahash" xmlns:w16se="http://schemas.microsoft.com/office/word/2015/wordml/symex" xmlns:wpg="http://schemas.microsoft.com/office/word/2010/wordprocessingGroup" xmlns:wpi="http://schemas.microsoft.com/office/word/2010/wordprocessingInk" xmlns:wne="http://schemas.microsoft.com/office/word/2006/wordml" xmlns:wps="http://schemas.microsoft.com/office/word/2010/wordprocessingShape" mc:Ignorable="w14 w15 w16se w16cid w16 w16cex w16sdtdh w16du wp14">
+<w:numbering xmlns:wpc="http://schemas.microsoft.com/office/word/2010/wordprocessingCanvas" xmlns:cx="http://schemas.microsoft.com/office/drawing/2014/chartex" xmlns:cx1="http://schemas.microsoft.com/office/drawing/2015/9/8/chartex" xmlns:cx2="http://schemas.microsoft.com/office/drawing/2015/10/21/chartex" xmlns:cx3="http://schemas.microsoft.com/office/drawing/2016/5/9/chartex" xmlns:cx4="http://schemas.microsoft.com/office/drawing/2016/5/10/chartex" xmlns:cx5="http://schemas.microsoft.com/office/drawing/2016/5/11/chartex" xmlns:cx6="http://schemas.microsoft.com/office/drawing/2016/5/12/chartex" xmlns:cx7="http://schemas.microsoft.com/office/drawing/2016/5/13/chartex" xmlns:cx8="http://schemas.microsoft.com/office/drawing/2016/5/14/chartex" xmlns:mc="http://schemas.openxmlformats.org/markup-compatibility/2006" xmlns:aink="http://schemas.microsoft.com/office/drawing/2016/ink" xmlns:am3d="http://schemas.microsoft.com/office/drawing/2017/model3d" xmlns:o="urn:schemas-microsoft-com:office:office" xmlns:oel="http://schemas.microsoft.com/office/2019/extlst" xmlns:r="http://schemas.openxmlformats.org/officeDocument/2006/relationships" xmlns:m="http://schemas.openxmlformats.org/officeDocument/2006/math" xmlns:v="urn:schemas-microsoft-com:vml" xmlns:wp14="http://schemas.microsoft.com/office/word/2010/wordprocessingDrawing" xmlns:wp="http://schemas.openxmlformats.org/drawingml/2006/wordprocessingDrawing" xmlns:w10="urn:schemas-microsoft-com:office:word" xmlns:w="http://schemas.openxmlformats.org/wordprocessingml/2006/main" xmlns:w14="http://schemas.microsoft.com/office/word/2010/wordml" xmlns:w15="http://schemas.microsoft.com/office/word/2012/wordml" xmlns:w16cex="http://schemas.microsoft.com/office/word/2018/wordml/cex" xmlns:w16cid="http://schemas.microsoft.com/office/word/2016/wordml/cid" xmlns:w16="http://schemas.microsoft.com/office/word/2018/wordml" xmlns:w16du="http://schemas.microsoft.com/office/word/2023/wordml/word16du" xmlns:w16sdtdh="http://schemas.microsoft.com/office/word/2020/wordml/sdtdatahash" xmlns:w16sdtfl="http://schemas.microsoft.com/office/word/2024/wordml/sdtformatlock" xmlns:w16se="http://schemas.microsoft.com/office/word/2015/wordml/symex" xmlns:wpg="http://schemas.microsoft.com/office/word/2010/wordprocessingGroup" xmlns:wpi="http://schemas.microsoft.com/office/word/2010/wordprocessingInk" xmlns:wne="http://schemas.microsoft.com/office/word/2006/wordml" xmlns:wps="http://schemas.microsoft.com/office/word/2010/wordprocessingShape" mc:Ignorable="w14 w15 w16se w16cid w16 w16cex w16sdtdh w16sdtfl w16du wp14">
   <w:abstractNum w:abstractNumId="0" w15:restartNumberingAfterBreak="0">
     <w:nsid w:val="FFFFFF7D"/>
     <w:multiLevelType w:val="singleLevel"/>
@@ -1262,7 +1332,7 @@
 </file>
 
 <file path=word/styles.xml><?xml version="1.0" encoding="utf-8"?>
-<w:styles xmlns:mc="http://schemas.openxmlformats.org/markup-compatibility/2006" xmlns:r="http://schemas.openxmlformats.org/officeDocument/2006/relationships" xmlns:w="http://schemas.openxmlformats.org/wordprocessingml/2006/main" xmlns:w14="http://schemas.microsoft.com/office/word/2010/wordml" xmlns:w15="http://schemas.microsoft.com/office/word/2012/wordml" xmlns:w16cex="http://schemas.microsoft.com/office/word/2018/wordml/cex" xmlns:w16cid="http://schemas.microsoft.com/office/word/2016/wordml/cid" xmlns:w16="http://schemas.microsoft.com/office/word/2018/wordml" xmlns:w16du="http://schemas.microsoft.com/office/word/2023/wordml/word16du" xmlns:w16sdtdh="http://schemas.microsoft.com/office/word/2020/wordml/sdtdatahash" xmlns:w16se="http://schemas.microsoft.com/office/word/2015/wordml/symex" mc:Ignorable="w14 w15 w16se w16cid w16 w16cex w16sdtdh w16du">
+<w:styles xmlns:mc="http://schemas.openxmlformats.org/markup-compatibility/2006" xmlns:r="http://schemas.openxmlformats.org/officeDocument/2006/relationships" xmlns:w="http://schemas.openxmlformats.org/wordprocessingml/2006/main" xmlns:w14="http://schemas.microsoft.com/office/word/2010/wordml" xmlns:w15="http://schemas.microsoft.com/office/word/2012/wordml" xmlns:w16cex="http://schemas.microsoft.com/office/word/2018/wordml/cex" xmlns:w16cid="http://schemas.microsoft.com/office/word/2016/wordml/cid" xmlns:w16="http://schemas.microsoft.com/office/word/2018/wordml" xmlns:w16du="http://schemas.microsoft.com/office/word/2023/wordml/word16du" xmlns:w16sdtdh="http://schemas.microsoft.com/office/word/2020/wordml/sdtdatahash" xmlns:w16sdtfl="http://schemas.microsoft.com/office/word/2024/wordml/sdtformatlock" xmlns:w16se="http://schemas.microsoft.com/office/word/2015/wordml/symex" mc:Ignorable="w14 w15 w16se w16cid w16 w16cex w16sdtdh w16sdtfl w16du">
   <w:docDefaults>
     <w:rPrDefault>
       <w:rPr>
@@ -1527,12 +1597,12 @@
   <w:style w:type="paragraph" w:default="1" w:styleId="Normal">
     <w:name w:val="Normal"/>
     <w:qFormat/>
-    <w:rsid w:val="00E51AF0"/>
+    <w:rsid w:val="003C2F16"/>
     <w:pPr>
       <w:jc w:val="both"/>
     </w:pPr>
     <w:rPr>
-      <w:rFonts w:ascii="Times New Roman" w:hAnsi="Times New Roman"/>
+      <w:rFonts w:ascii="Cambria" w:hAnsi="Cambria"/>
       <w:sz w:val="20"/>
     </w:rPr>
   </w:style>
@@ -1543,7 +1613,7 @@
     <w:link w:val="Ttulo1Car"/>
     <w:uiPriority w:val="9"/>
     <w:qFormat/>
-    <w:rsid w:val="006C500E"/>
+    <w:rsid w:val="003C2F16"/>
     <w:pPr>
       <w:keepNext/>
       <w:keepLines/>
@@ -1604,7 +1674,7 @@
     <w:uiPriority w:val="9"/>
     <w:unhideWhenUsed/>
     <w:qFormat/>
-    <w:rsid w:val="00E14530"/>
+    <w:rsid w:val="003C2F16"/>
     <w:pPr>
       <w:keepNext/>
       <w:keepLines/>
@@ -1627,7 +1697,7 @@
     <w:uiPriority w:val="9"/>
     <w:unhideWhenUsed/>
     <w:qFormat/>
-    <w:rsid w:val="00FC6E8A"/>
+    <w:rsid w:val="003C2F16"/>
     <w:pPr>
       <w:keepNext/>
       <w:keepLines/>
@@ -1648,7 +1718,7 @@
     <w:uiPriority w:val="9"/>
     <w:unhideWhenUsed/>
     <w:qFormat/>
-    <w:rsid w:val="00FC6E8A"/>
+    <w:rsid w:val="003C2F16"/>
     <w:pPr>
       <w:keepNext/>
       <w:keepLines/>
@@ -1668,7 +1738,7 @@
     <w:uiPriority w:val="9"/>
     <w:unhideWhenUsed/>
     <w:qFormat/>
-    <w:rsid w:val="00FC6E8A"/>
+    <w:rsid w:val="003C2F16"/>
     <w:pPr>
       <w:keepNext/>
       <w:keepLines/>
@@ -1688,7 +1758,7 @@
     <w:uiPriority w:val="9"/>
     <w:unhideWhenUsed/>
     <w:qFormat/>
-    <w:rsid w:val="00FC6E8A"/>
+    <w:rsid w:val="003C2F16"/>
     <w:pPr>
       <w:keepNext/>
       <w:keepLines/>
@@ -1708,7 +1778,7 @@
     <w:uiPriority w:val="9"/>
     <w:unhideWhenUsed/>
     <w:qFormat/>
-    <w:rsid w:val="00FC6E8A"/>
+    <w:rsid w:val="003C2F16"/>
     <w:pPr>
       <w:keepNext/>
       <w:keepLines/>
@@ -1724,7 +1794,6 @@
   <w:style w:type="character" w:default="1" w:styleId="Fuentedeprrafopredeter">
     <w:name w:val="Default Paragraph Font"/>
     <w:uiPriority w:val="1"/>
-    <w:semiHidden/>
     <w:unhideWhenUsed/>
   </w:style>
   <w:style w:type="table" w:default="1" w:styleId="Tablanormal">
@@ -1780,7 +1849,7 @@
     <w:basedOn w:val="Normal"/>
     <w:next w:val="Textoindependiente"/>
     <w:qFormat/>
-    <w:rsid w:val="006D34B2"/>
+    <w:rsid w:val="003C2F16"/>
     <w:pPr>
       <w:keepNext/>
       <w:keepLines/>
@@ -1815,14 +1884,14 @@
     <w:name w:val="Author"/>
     <w:next w:val="Textoindependiente"/>
     <w:qFormat/>
-    <w:rsid w:val="006D34B2"/>
+    <w:rsid w:val="003C2F16"/>
     <w:pPr>
       <w:keepNext/>
       <w:keepLines/>
       <w:jc w:val="center"/>
     </w:pPr>
     <w:rPr>
-      <w:rFonts w:ascii="Times New Roman" w:hAnsi="Times New Roman"/>
+      <w:rFonts w:ascii="Cambria" w:hAnsi="Cambria"/>
       <w:sz w:val="20"/>
     </w:rPr>
   </w:style>
@@ -1830,14 +1899,14 @@
     <w:name w:val="Date"/>
     <w:next w:val="Textoindependiente"/>
     <w:qFormat/>
-    <w:rsid w:val="006D34B2"/>
+    <w:rsid w:val="003C2F16"/>
     <w:pPr>
       <w:keepNext/>
       <w:keepLines/>
       <w:jc w:val="center"/>
     </w:pPr>
     <w:rPr>
-      <w:rFonts w:ascii="Times New Roman" w:hAnsi="Times New Roman"/>
+      <w:rFonts w:ascii="Cambria" w:hAnsi="Cambria"/>
       <w:sz w:val="20"/>
     </w:rPr>
   </w:style>
@@ -1846,7 +1915,7 @@
     <w:basedOn w:val="Normal"/>
     <w:next w:val="Textoindependiente"/>
     <w:qFormat/>
-    <w:rsid w:val="00F423B9"/>
+    <w:rsid w:val="003C2F16"/>
     <w:pPr>
       <w:keepNext/>
       <w:keepLines/>
@@ -1958,7 +2027,7 @@
   <w:style w:type="paragraph" w:customStyle="1" w:styleId="ImageCaption">
     <w:name w:val="Image Caption"/>
     <w:basedOn w:val="Normal"/>
-    <w:rsid w:val="00920253"/>
+    <w:rsid w:val="006A3651"/>
   </w:style>
   <w:style w:type="paragraph" w:customStyle="1" w:styleId="Figure">
     <w:name w:val="Figure"/>
@@ -1999,11 +2068,11 @@
   <w:style w:type="character" w:styleId="Hipervnculo">
     <w:name w:val="Hyperlink"/>
     <w:basedOn w:val="DescripcinCar"/>
-    <w:rsid w:val="00653FC8"/>
-    <w:rPr>
-      <w:rFonts w:ascii="Times New Roman" w:hAnsi="Times New Roman"/>
+    <w:rsid w:val="00761BD2"/>
+    <w:rPr>
+      <w:rFonts w:ascii="Cambria" w:hAnsi="Cambria"/>
       <w:b w:val="0"/>
-      <w:color w:val="4A66AC" w:themeColor="accent1"/>
+      <w:color w:val="auto"/>
       <w:sz w:val="20"/>
     </w:rPr>
   </w:style>
@@ -2100,7 +2169,7 @@
     <w:basedOn w:val="Abstract"/>
     <w:link w:val="KeywordsCar"/>
     <w:qFormat/>
-    <w:rsid w:val="0091132E"/>
+    <w:rsid w:val="003C2F16"/>
     <w:pPr>
       <w:jc w:val="center"/>
     </w:pPr>
@@ -2126,9 +2195,9 @@
     <w:basedOn w:val="ListaconnmerosCar"/>
     <w:link w:val="Ttulo1"/>
     <w:uiPriority w:val="9"/>
-    <w:rsid w:val="00AA0DC2"/>
-    <w:rPr>
-      <w:rFonts w:ascii="Times New Roman" w:eastAsiaTheme="majorEastAsia" w:hAnsi="Times New Roman" w:cstheme="majorBidi"/>
+    <w:rsid w:val="003C2F16"/>
+    <w:rPr>
+      <w:rFonts w:ascii="Cambria" w:eastAsiaTheme="majorEastAsia" w:hAnsi="Cambria" w:cstheme="majorBidi"/>
       <w:b/>
       <w:bCs/>
       <w:color w:val="000000" w:themeColor="text1"/>
@@ -2209,7 +2278,7 @@
     <w:name w:val="Abstract title"/>
     <w:basedOn w:val="Abstract"/>
     <w:qFormat/>
-    <w:rsid w:val="00C30248"/>
+    <w:rsid w:val="003C2F16"/>
     <w:pPr>
       <w:suppressAutoHyphens/>
       <w:ind w:left="677" w:right="677"/>
@@ -2224,7 +2293,7 @@
     <w:basedOn w:val="Textoindependiente"/>
     <w:link w:val="CentertextCar"/>
     <w:qFormat/>
-    <w:rsid w:val="006B512C"/>
+    <w:rsid w:val="003C2F16"/>
     <w:pPr>
       <w:suppressAutoHyphens/>
       <w:spacing w:before="202" w:after="0"/>
@@ -2245,9 +2314,9 @@
     <w:name w:val="Center text Car"/>
     <w:basedOn w:val="TextoindependienteCar"/>
     <w:link w:val="Centertext"/>
-    <w:rsid w:val="0064577E"/>
-    <w:rPr>
-      <w:rFonts w:ascii="Times New Roman" w:hAnsi="Times New Roman"/>
+    <w:rsid w:val="003C2F16"/>
+    <w:rPr>
+      <w:rFonts w:ascii="Cambria" w:hAnsi="Cambria"/>
       <w:sz w:val="20"/>
     </w:rPr>
   </w:style>
@@ -2255,9 +2324,9 @@
     <w:name w:val="Keywords Car"/>
     <w:basedOn w:val="CentertextCar"/>
     <w:link w:val="Keywords"/>
-    <w:rsid w:val="0091132E"/>
-    <w:rPr>
-      <w:rFonts w:ascii="Times New Roman" w:hAnsi="Times New Roman"/>
+    <w:rsid w:val="003C2F16"/>
+    <w:rPr>
+      <w:rFonts w:ascii="Cambria" w:hAnsi="Cambria"/>
       <w:i/>
       <w:sz w:val="20"/>
       <w:szCs w:val="20"/>
@@ -2597,6 +2666,18 @@
 </a:theme>
 </file>
 
+<file path=customXml/item1.xml><?xml version="1.0" encoding="utf-8"?>
+<b:Sources xmlns:b="http://schemas.openxmlformats.org/officeDocument/2006/bibliography" xmlns="http://schemas.openxmlformats.org/officeDocument/2006/bibliography" SelectedStyle="\APASixthEditionOfficeOnline.xsl" StyleName="APA" Version="6"/>
+</file>
+
+<file path=customXml/itemProps1.xml><?xml version="1.0" encoding="utf-8"?>
+<ds:datastoreItem xmlns:ds="http://schemas.openxmlformats.org/officeDocument/2006/customXml" ds:itemID="{706FE9F5-815D-40F6-B3B4-B7537EBA9549}">
+  <ds:schemaRefs>
+    <ds:schemaRef ds:uri="http://schemas.openxmlformats.org/officeDocument/2006/bibliography"/>
+  </ds:schemaRefs>
+</ds:datastoreItem>
+</file>
+
 <file path=docMetadata/LabelInfo.xml><?xml version="1.0" encoding="utf-8"?>
 <clbl:labelList xmlns:clbl="http://schemas.microsoft.com/office/2020/mipLabelMetadata">
   <clbl:label id="{92f01cf0-dd39-4ca8-8ed8-80cbd24f5bed}" enabled="1" method="Standard" siteId="{6219f119-3e79-4e7f-acde-a5750808cd9b}" contentBits="0" removed="0"/>
